--- a/backend/uploads/examenes/grupo_B.docx
+++ b/backend/uploads/examenes/grupo_B.docx
@@ -16972,29 +16972,98 @@
       </w:rPr>
     </w:lvl>
   </w:abstractNum>
-  <w:abstractNum w:abstractNumId="9">
-    <w:nsid w:val="004AF18D"/>
-    <w:multiLevelType w:val="singleLevel"/>
-    <w:tmpl w:val="29761A62"/>
-    <w:lvl w:ilvl="0">
+  <w:abstractNum w:abstractNumId="9" ns2:restartNumberingAfterBreak="0">
+    <w:nsid w:val="0392F0DB"/>
+    <w:multiLevelType w:val="hybridMultilevel"/>
+    <w:tmpl w:val="BC0812B4"/>
+    <w:lvl w:ilvl="0" w:tplc="D6503C2A">
       <w:start w:val="1"/>
       <w:numFmt w:val="decimal"/>
-      <w:pStyle w:val="ListBullet"/>
       <w:lvlText w:val="%1."/>
       <w:lvlJc w:val="left"/>
       <w:pPr>
-        <w:tabs>
-          <w:tab w:val="num" w:pos="360"/>
-        </w:tabs>
-        <w:ind w:left="360" w:hanging="360"/>
-      </w:pPr>
-      <w:rPr>
-        <w:rFonts w:ascii="Symbol" w:hAnsi="Symbol" w:hint="default"/>
-      </w:rPr>
+        <w:ind w:left="720" w:hanging="360"/>
+      </w:pPr>
+      <w:rPr>
+        <w:rFonts w:hint="default"/>
+        <w:vertAlign w:val="baseline"/>
+      </w:rPr>
+    </w:lvl>
+    <w:lvl w:ilvl="1" w:tplc="280A0019" w:tentative="1">
+      <w:start w:val="1"/>
+      <w:numFmt w:val="lowerLetter"/>
+      <w:lvlText w:val="%2."/>
+      <w:lvlJc w:val="left"/>
+      <w:pPr>
+        <w:ind w:left="1440" w:hanging="360"/>
+      </w:pPr>
+    </w:lvl>
+    <w:lvl w:ilvl="2" w:tplc="280A001B" w:tentative="1">
+      <w:start w:val="1"/>
+      <w:numFmt w:val="lowerRoman"/>
+      <w:lvlText w:val="%3."/>
+      <w:lvlJc w:val="left"/>
+      <w:pPr>
+        <w:ind w:left="2160" w:hanging="180"/>
+      </w:pPr>
+    </w:lvl>
+    <w:lvl w:ilvl="3" w:tplc="280A000F" w:tentative="1">
+      <w:start w:val="1"/>
+      <w:numFmt w:val="decimal"/>
+      <w:lvlText w:val="%4."/>
+      <w:lvlJc w:val="left"/>
+      <w:pPr>
+        <w:ind w:left="2880" w:hanging="360"/>
+      </w:pPr>
+    </w:lvl>
+    <w:lvl w:ilvl="4" w:tplc="280A0019" w:tentative="1">
+      <w:start w:val="1"/>
+      <w:numFmt w:val="lowerLetter"/>
+      <w:lvlText w:val="%5."/>
+      <w:lvlJc w:val="left"/>
+      <w:pPr>
+        <w:ind w:left="3600" w:hanging="360"/>
+      </w:pPr>
+    </w:lvl>
+    <w:lvl w:ilvl="5" w:tplc="280A001B" w:tentative="1">
+      <w:start w:val="1"/>
+      <w:numFmt w:val="lowerRoman"/>
+      <w:lvlText w:val="%6."/>
+      <w:lvlJc w:val="left"/>
+      <w:pPr>
+        <w:ind w:left="4320" w:hanging="180"/>
+      </w:pPr>
+    </w:lvl>
+    <w:lvl w:ilvl="6" w:tplc="280A000F" w:tentative="1">
+      <w:start w:val="1"/>
+      <w:numFmt w:val="decimal"/>
+      <w:lvlText w:val="%7."/>
+      <w:lvlJc w:val="left"/>
+      <w:pPr>
+        <w:ind w:left="5040" w:hanging="360"/>
+      </w:pPr>
+    </w:lvl>
+    <w:lvl w:ilvl="7" w:tplc="280A0019" w:tentative="1">
+      <w:start w:val="1"/>
+      <w:numFmt w:val="lowerLetter"/>
+      <w:lvlText w:val="%8."/>
+      <w:lvlJc w:val="left"/>
+      <w:pPr>
+        <w:ind w:left="5760" w:hanging="360"/>
+      </w:pPr>
+    </w:lvl>
+    <w:lvl w:ilvl="8" w:tplc="280A001B" w:tentative="1">
+      <w:start w:val="1"/>
+      <w:numFmt w:val="lowerRoman"/>
+      <w:lvlText w:val="%9."/>
+      <w:lvlJc w:val="left"/>
+      <w:pPr>
+        <w:ind w:left="6480" w:hanging="180"/>
+      </w:pPr>
     </w:lvl>
   </w:abstractNum>
   <w:abstractNum w:abstractNumId="10" ns2:restartNumberingAfterBreak="0">
-    <w:nsid w:val="0134626B"/>
+    <w:nsid w:val="036562E1"/>
     <w:multiLevelType w:val="hybridMultilevel"/>
     <w:tmpl w:val="714E6132"/>
     <w:lvl w:ilvl="0" w:tplc="2DB4ABC6">
@@ -17085,7 +17154,7 @@
     </w:lvl>
   </w:abstractNum>
   <w:abstractNum w:abstractNumId="11" ns2:restartNumberingAfterBreak="0">
-    <w:nsid w:val="01E225E8"/>
+    <w:nsid w:val="056E02EC"/>
     <w:multiLevelType w:val="hybridMultilevel"/>
     <w:tmpl w:val="C58292E4"/>
     <w:lvl w:ilvl="0" w:tplc="6C10323E">
@@ -17174,7 +17243,7 @@
     </w:lvl>
   </w:abstractNum>
   <w:abstractNum w:abstractNumId="12" ns2:restartNumberingAfterBreak="0">
-    <w:nsid w:val="0010C3B7"/>
+    <w:nsid w:val="0299B553"/>
     <w:multiLevelType w:val="hybridMultilevel"/>
     <w:tmpl w:val="FF922376"/>
     <w:lvl w:ilvl="0" w:tplc="EA52DE88">
@@ -17265,7 +17334,7 @@
     </w:lvl>
   </w:abstractNum>
   <w:abstractNum w:abstractNumId="13" ns2:restartNumberingAfterBreak="0">
-    <w:nsid w:val="04241114"/>
+    <w:nsid w:val="0440108E"/>
     <w:multiLevelType w:val="hybridMultilevel"/>
     <w:tmpl w:val="8EE45120"/>
     <w:lvl w:ilvl="0" w:tplc="9A9829A2">
@@ -17356,7 +17425,7 @@
     </w:lvl>
   </w:abstractNum>
   <w:abstractNum w:abstractNumId="14" ns2:restartNumberingAfterBreak="0">
-    <w:nsid w:val="00C6138A"/>
+    <w:nsid w:val="016CB390"/>
     <w:multiLevelType w:val="hybridMultilevel"/>
     <w:tmpl w:val="76AAD3C2"/>
     <w:lvl w:ilvl="0" w:tplc="EE1A03B4">
@@ -17444,29 +17513,98 @@
       </w:pPr>
     </w:lvl>
   </w:abstractNum>
-  <w:abstractNum w:abstractNumId="15">
-    <w:nsid w:val="030ADFF3"/>
-    <w:multiLevelType w:val="singleLevel"/>
-    <w:tmpl w:val="29761A62"/>
-    <w:lvl w:ilvl="0">
+  <w:abstractNum w:abstractNumId="15" ns2:restartNumberingAfterBreak="0">
+    <w:nsid w:val="041EE49D"/>
+    <w:multiLevelType w:val="hybridMultilevel"/>
+    <w:tmpl w:val="BC0812B4"/>
+    <w:lvl w:ilvl="0" w:tplc="D6503C2A">
       <w:start w:val="1"/>
       <w:numFmt w:val="decimal"/>
-      <w:pStyle w:val="ListBullet"/>
       <w:lvlText w:val="%1."/>
       <w:lvlJc w:val="left"/>
       <w:pPr>
-        <w:tabs>
-          <w:tab w:val="num" w:pos="360"/>
-        </w:tabs>
-        <w:ind w:left="360" w:hanging="360"/>
-      </w:pPr>
-      <w:rPr>
-        <w:rFonts w:ascii="Symbol" w:hAnsi="Symbol" w:hint="default"/>
-      </w:rPr>
+        <w:ind w:left="720" w:hanging="360"/>
+      </w:pPr>
+      <w:rPr>
+        <w:rFonts w:hint="default"/>
+        <w:vertAlign w:val="baseline"/>
+      </w:rPr>
+    </w:lvl>
+    <w:lvl w:ilvl="1" w:tplc="280A0019" w:tentative="1">
+      <w:start w:val="1"/>
+      <w:numFmt w:val="lowerLetter"/>
+      <w:lvlText w:val="%2."/>
+      <w:lvlJc w:val="left"/>
+      <w:pPr>
+        <w:ind w:left="1440" w:hanging="360"/>
+      </w:pPr>
+    </w:lvl>
+    <w:lvl w:ilvl="2" w:tplc="280A001B" w:tentative="1">
+      <w:start w:val="1"/>
+      <w:numFmt w:val="lowerRoman"/>
+      <w:lvlText w:val="%3."/>
+      <w:lvlJc w:val="left"/>
+      <w:pPr>
+        <w:ind w:left="2160" w:hanging="180"/>
+      </w:pPr>
+    </w:lvl>
+    <w:lvl w:ilvl="3" w:tplc="280A000F" w:tentative="1">
+      <w:start w:val="1"/>
+      <w:numFmt w:val="decimal"/>
+      <w:lvlText w:val="%4."/>
+      <w:lvlJc w:val="left"/>
+      <w:pPr>
+        <w:ind w:left="2880" w:hanging="360"/>
+      </w:pPr>
+    </w:lvl>
+    <w:lvl w:ilvl="4" w:tplc="280A0019" w:tentative="1">
+      <w:start w:val="1"/>
+      <w:numFmt w:val="lowerLetter"/>
+      <w:lvlText w:val="%5."/>
+      <w:lvlJc w:val="left"/>
+      <w:pPr>
+        <w:ind w:left="3600" w:hanging="360"/>
+      </w:pPr>
+    </w:lvl>
+    <w:lvl w:ilvl="5" w:tplc="280A001B" w:tentative="1">
+      <w:start w:val="1"/>
+      <w:numFmt w:val="lowerRoman"/>
+      <w:lvlText w:val="%6."/>
+      <w:lvlJc w:val="left"/>
+      <w:pPr>
+        <w:ind w:left="4320" w:hanging="180"/>
+      </w:pPr>
+    </w:lvl>
+    <w:lvl w:ilvl="6" w:tplc="280A000F" w:tentative="1">
+      <w:start w:val="1"/>
+      <w:numFmt w:val="decimal"/>
+      <w:lvlText w:val="%7."/>
+      <w:lvlJc w:val="left"/>
+      <w:pPr>
+        <w:ind w:left="5040" w:hanging="360"/>
+      </w:pPr>
+    </w:lvl>
+    <w:lvl w:ilvl="7" w:tplc="280A0019" w:tentative="1">
+      <w:start w:val="1"/>
+      <w:numFmt w:val="lowerLetter"/>
+      <w:lvlText w:val="%8."/>
+      <w:lvlJc w:val="left"/>
+      <w:pPr>
+        <w:ind w:left="5760" w:hanging="360"/>
+      </w:pPr>
+    </w:lvl>
+    <w:lvl w:ilvl="8" w:tplc="280A001B" w:tentative="1">
+      <w:start w:val="1"/>
+      <w:numFmt w:val="lowerRoman"/>
+      <w:lvlText w:val="%9."/>
+      <w:lvlJc w:val="left"/>
+      <w:pPr>
+        <w:ind w:left="6480" w:hanging="180"/>
+      </w:pPr>
     </w:lvl>
   </w:abstractNum>
   <w:abstractNum w:abstractNumId="16" ns2:restartNumberingAfterBreak="0">
-    <w:nsid w:val="04E5DE7A"/>
+    <w:nsid w:val="001A1455"/>
     <w:multiLevelType w:val="hybridMultilevel"/>
     <w:tmpl w:val="21ECE2A0"/>
     <w:lvl w:ilvl="0" w:tplc="5C2A410E">
@@ -17555,7 +17693,7 @@
     </w:lvl>
   </w:abstractNum>
   <w:abstractNum w:abstractNumId="17" ns2:restartNumberingAfterBreak="0">
-    <w:nsid w:val="011C651E"/>
+    <w:nsid w:val="04EC3FCD"/>
     <w:multiLevelType w:val="hybridMultilevel"/>
     <w:tmpl w:val="C58292E4"/>
     <w:lvl w:ilvl="0" w:tplc="6C10323E">
@@ -17644,7 +17782,7 @@
     </w:lvl>
   </w:abstractNum>
   <w:abstractNum w:abstractNumId="18" ns2:restartNumberingAfterBreak="0">
-    <w:nsid w:val="00C65490"/>
+    <w:nsid w:val="035D0979"/>
     <w:multiLevelType w:val="hybridMultilevel"/>
     <w:tmpl w:val="C2608030"/>
     <w:lvl w:ilvl="0" w:tplc="79425BD0">
@@ -17733,7 +17871,7 @@
     </w:lvl>
   </w:abstractNum>
   <w:abstractNum w:abstractNumId="19" ns2:restartNumberingAfterBreak="0">
-    <w:nsid w:val="03D81D47"/>
+    <w:nsid w:val="01CD2C75"/>
     <w:multiLevelType w:val="hybridMultilevel"/>
     <w:tmpl w:val="DB365466"/>
     <w:lvl w:ilvl="0" w:tplc="A7A293F0">
@@ -17822,7 +17960,7 @@
     </w:lvl>
   </w:abstractNum>
   <w:abstractNum w:abstractNumId="20" ns2:restartNumberingAfterBreak="0">
-    <w:nsid w:val="0476240F"/>
+    <w:nsid w:val="0545532D"/>
     <w:multiLevelType w:val="hybridMultilevel"/>
     <w:tmpl w:val="76AAD3C2"/>
     <w:lvl w:ilvl="0" w:tplc="EE1A03B4">
@@ -17910,29 +18048,98 @@
       </w:pPr>
     </w:lvl>
   </w:abstractNum>
-  <w:abstractNum w:abstractNumId="21">
-    <w:nsid w:val="02B837EF"/>
-    <w:multiLevelType w:val="singleLevel"/>
-    <w:tmpl w:val="29761A62"/>
-    <w:lvl w:ilvl="0">
+  <w:abstractNum w:abstractNumId="21" ns2:restartNumberingAfterBreak="0">
+    <w:nsid w:val="043F9096"/>
+    <w:multiLevelType w:val="hybridMultilevel"/>
+    <w:tmpl w:val="BC0812B4"/>
+    <w:lvl w:ilvl="0" w:tplc="D6503C2A">
       <w:start w:val="1"/>
       <w:numFmt w:val="decimal"/>
-      <w:pStyle w:val="ListBullet"/>
       <w:lvlText w:val="%1."/>
       <w:lvlJc w:val="left"/>
       <w:pPr>
-        <w:tabs>
-          <w:tab w:val="num" w:pos="360"/>
-        </w:tabs>
-        <w:ind w:left="360" w:hanging="360"/>
-      </w:pPr>
-      <w:rPr>
-        <w:rFonts w:ascii="Symbol" w:hAnsi="Symbol" w:hint="default"/>
-      </w:rPr>
+        <w:ind w:left="720" w:hanging="360"/>
+      </w:pPr>
+      <w:rPr>
+        <w:rFonts w:hint="default"/>
+        <w:vertAlign w:val="baseline"/>
+      </w:rPr>
+    </w:lvl>
+    <w:lvl w:ilvl="1" w:tplc="280A0019" w:tentative="1">
+      <w:start w:val="1"/>
+      <w:numFmt w:val="lowerLetter"/>
+      <w:lvlText w:val="%2."/>
+      <w:lvlJc w:val="left"/>
+      <w:pPr>
+        <w:ind w:left="1440" w:hanging="360"/>
+      </w:pPr>
+    </w:lvl>
+    <w:lvl w:ilvl="2" w:tplc="280A001B" w:tentative="1">
+      <w:start w:val="1"/>
+      <w:numFmt w:val="lowerRoman"/>
+      <w:lvlText w:val="%3."/>
+      <w:lvlJc w:val="left"/>
+      <w:pPr>
+        <w:ind w:left="2160" w:hanging="180"/>
+      </w:pPr>
+    </w:lvl>
+    <w:lvl w:ilvl="3" w:tplc="280A000F" w:tentative="1">
+      <w:start w:val="1"/>
+      <w:numFmt w:val="decimal"/>
+      <w:lvlText w:val="%4."/>
+      <w:lvlJc w:val="left"/>
+      <w:pPr>
+        <w:ind w:left="2880" w:hanging="360"/>
+      </w:pPr>
+    </w:lvl>
+    <w:lvl w:ilvl="4" w:tplc="280A0019" w:tentative="1">
+      <w:start w:val="1"/>
+      <w:numFmt w:val="lowerLetter"/>
+      <w:lvlText w:val="%5."/>
+      <w:lvlJc w:val="left"/>
+      <w:pPr>
+        <w:ind w:left="3600" w:hanging="360"/>
+      </w:pPr>
+    </w:lvl>
+    <w:lvl w:ilvl="5" w:tplc="280A001B" w:tentative="1">
+      <w:start w:val="1"/>
+      <w:numFmt w:val="lowerRoman"/>
+      <w:lvlText w:val="%6."/>
+      <w:lvlJc w:val="left"/>
+      <w:pPr>
+        <w:ind w:left="4320" w:hanging="180"/>
+      </w:pPr>
+    </w:lvl>
+    <w:lvl w:ilvl="6" w:tplc="280A000F" w:tentative="1">
+      <w:start w:val="1"/>
+      <w:numFmt w:val="decimal"/>
+      <w:lvlText w:val="%7."/>
+      <w:lvlJc w:val="left"/>
+      <w:pPr>
+        <w:ind w:left="5040" w:hanging="360"/>
+      </w:pPr>
+    </w:lvl>
+    <w:lvl w:ilvl="7" w:tplc="280A0019" w:tentative="1">
+      <w:start w:val="1"/>
+      <w:numFmt w:val="lowerLetter"/>
+      <w:lvlText w:val="%8."/>
+      <w:lvlJc w:val="left"/>
+      <w:pPr>
+        <w:ind w:left="5760" w:hanging="360"/>
+      </w:pPr>
+    </w:lvl>
+    <w:lvl w:ilvl="8" w:tplc="280A001B" w:tentative="1">
+      <w:start w:val="1"/>
+      <w:numFmt w:val="lowerRoman"/>
+      <w:lvlText w:val="%9."/>
+      <w:lvlJc w:val="left"/>
+      <w:pPr>
+        <w:ind w:left="6480" w:hanging="180"/>
+      </w:pPr>
     </w:lvl>
   </w:abstractNum>
   <w:abstractNum w:abstractNumId="22" ns2:restartNumberingAfterBreak="0">
-    <w:nsid w:val="00A4AB8C"/>
+    <w:nsid w:val="02EF5CCF"/>
     <w:multiLevelType w:val="hybridMultilevel"/>
     <w:tmpl w:val="714E6132"/>
     <w:lvl w:ilvl="0" w:tplc="2DB4ABC6">
@@ -18023,7 +18230,7 @@
     </w:lvl>
   </w:abstractNum>
   <w:abstractNum w:abstractNumId="23" ns2:restartNumberingAfterBreak="0">
-    <w:nsid w:val="05359C0B"/>
+    <w:nsid w:val="0206F1D2"/>
     <w:multiLevelType w:val="hybridMultilevel"/>
     <w:tmpl w:val="21309A5E"/>
     <w:lvl w:ilvl="0" w:tplc="A99E7F56">
@@ -18114,7 +18321,7 @@
     </w:lvl>
   </w:abstractNum>
   <w:abstractNum w:abstractNumId="24" ns2:restartNumberingAfterBreak="0">
-    <w:nsid w:val="010831A0"/>
+    <w:nsid w:val="04BE92C5"/>
     <w:multiLevelType w:val="hybridMultilevel"/>
     <w:tmpl w:val="8D509E92"/>
     <w:lvl w:ilvl="0" w:tplc="D08409FC">
@@ -18205,7 +18412,7 @@
     </w:lvl>
   </w:abstractNum>
   <w:abstractNum w:abstractNumId="25" ns2:restartNumberingAfterBreak="0">
-    <w:nsid w:val="01A11652"/>
+    <w:nsid w:val="000D36C1"/>
     <w:multiLevelType w:val="hybridMultilevel"/>
     <w:tmpl w:val="DB365466"/>
     <w:lvl w:ilvl="0" w:tplc="A7A293F0">
@@ -18294,7 +18501,7 @@
     </w:lvl>
   </w:abstractNum>
   <w:abstractNum w:abstractNumId="26" ns2:restartNumberingAfterBreak="0">
-    <w:nsid w:val="00DB2C81"/>
+    <w:nsid w:val="05D645F9"/>
     <w:multiLevelType w:val="hybridMultilevel"/>
     <w:tmpl w:val="76AAD3C2"/>
     <w:lvl w:ilvl="0" w:tplc="EE1A03B4">
@@ -18382,29 +18589,98 @@
       </w:pPr>
     </w:lvl>
   </w:abstractNum>
-  <w:abstractNum w:abstractNumId="27">
-    <w:nsid w:val="04A25CDB"/>
-    <w:multiLevelType w:val="singleLevel"/>
-    <w:tmpl w:val="29761A62"/>
-    <w:lvl w:ilvl="0">
+  <w:abstractNum w:abstractNumId="27" ns2:restartNumberingAfterBreak="0">
+    <w:nsid w:val="01D8737E"/>
+    <w:multiLevelType w:val="hybridMultilevel"/>
+    <w:tmpl w:val="BC0812B4"/>
+    <w:lvl w:ilvl="0" w:tplc="D6503C2A">
       <w:start w:val="1"/>
       <w:numFmt w:val="decimal"/>
-      <w:pStyle w:val="ListBullet"/>
       <w:lvlText w:val="%1."/>
       <w:lvlJc w:val="left"/>
       <w:pPr>
-        <w:tabs>
-          <w:tab w:val="num" w:pos="360"/>
-        </w:tabs>
-        <w:ind w:left="360" w:hanging="360"/>
-      </w:pPr>
-      <w:rPr>
-        <w:rFonts w:ascii="Symbol" w:hAnsi="Symbol" w:hint="default"/>
-      </w:rPr>
+        <w:ind w:left="720" w:hanging="360"/>
+      </w:pPr>
+      <w:rPr>
+        <w:rFonts w:hint="default"/>
+        <w:vertAlign w:val="baseline"/>
+      </w:rPr>
+    </w:lvl>
+    <w:lvl w:ilvl="1" w:tplc="280A0019" w:tentative="1">
+      <w:start w:val="1"/>
+      <w:numFmt w:val="lowerLetter"/>
+      <w:lvlText w:val="%2."/>
+      <w:lvlJc w:val="left"/>
+      <w:pPr>
+        <w:ind w:left="1440" w:hanging="360"/>
+      </w:pPr>
+    </w:lvl>
+    <w:lvl w:ilvl="2" w:tplc="280A001B" w:tentative="1">
+      <w:start w:val="1"/>
+      <w:numFmt w:val="lowerRoman"/>
+      <w:lvlText w:val="%3."/>
+      <w:lvlJc w:val="left"/>
+      <w:pPr>
+        <w:ind w:left="2160" w:hanging="180"/>
+      </w:pPr>
+    </w:lvl>
+    <w:lvl w:ilvl="3" w:tplc="280A000F" w:tentative="1">
+      <w:start w:val="1"/>
+      <w:numFmt w:val="decimal"/>
+      <w:lvlText w:val="%4."/>
+      <w:lvlJc w:val="left"/>
+      <w:pPr>
+        <w:ind w:left="2880" w:hanging="360"/>
+      </w:pPr>
+    </w:lvl>
+    <w:lvl w:ilvl="4" w:tplc="280A0019" w:tentative="1">
+      <w:start w:val="1"/>
+      <w:numFmt w:val="lowerLetter"/>
+      <w:lvlText w:val="%5."/>
+      <w:lvlJc w:val="left"/>
+      <w:pPr>
+        <w:ind w:left="3600" w:hanging="360"/>
+      </w:pPr>
+    </w:lvl>
+    <w:lvl w:ilvl="5" w:tplc="280A001B" w:tentative="1">
+      <w:start w:val="1"/>
+      <w:numFmt w:val="lowerRoman"/>
+      <w:lvlText w:val="%6."/>
+      <w:lvlJc w:val="left"/>
+      <w:pPr>
+        <w:ind w:left="4320" w:hanging="180"/>
+      </w:pPr>
+    </w:lvl>
+    <w:lvl w:ilvl="6" w:tplc="280A000F" w:tentative="1">
+      <w:start w:val="1"/>
+      <w:numFmt w:val="decimal"/>
+      <w:lvlText w:val="%7."/>
+      <w:lvlJc w:val="left"/>
+      <w:pPr>
+        <w:ind w:left="5040" w:hanging="360"/>
+      </w:pPr>
+    </w:lvl>
+    <w:lvl w:ilvl="7" w:tplc="280A0019" w:tentative="1">
+      <w:start w:val="1"/>
+      <w:numFmt w:val="lowerLetter"/>
+      <w:lvlText w:val="%8."/>
+      <w:lvlJc w:val="left"/>
+      <w:pPr>
+        <w:ind w:left="5760" w:hanging="360"/>
+      </w:pPr>
+    </w:lvl>
+    <w:lvl w:ilvl="8" w:tplc="280A001B" w:tentative="1">
+      <w:start w:val="1"/>
+      <w:numFmt w:val="lowerRoman"/>
+      <w:lvlText w:val="%9."/>
+      <w:lvlJc w:val="left"/>
+      <w:pPr>
+        <w:ind w:left="6480" w:hanging="180"/>
+      </w:pPr>
     </w:lvl>
   </w:abstractNum>
   <w:abstractNum w:abstractNumId="28" ns2:restartNumberingAfterBreak="0">
-    <w:nsid w:val="03949EFD"/>
+    <w:nsid w:val="05D32672"/>
     <w:multiLevelType w:val="hybridMultilevel"/>
     <w:tmpl w:val="714E6132"/>
     <w:lvl w:ilvl="0" w:tplc="2DB4ABC6">
@@ -18495,7 +18771,7 @@
     </w:lvl>
   </w:abstractNum>
   <w:abstractNum w:abstractNumId="29" ns2:restartNumberingAfterBreak="0">
-    <w:nsid w:val="0387264A"/>
+    <w:nsid w:val="0405D94C"/>
     <w:multiLevelType w:val="hybridMultilevel"/>
     <w:tmpl w:val="21309A5E"/>
     <w:lvl w:ilvl="0" w:tplc="A99E7F56">
@@ -18586,7 +18862,7 @@
     </w:lvl>
   </w:abstractNum>
   <w:abstractNum w:abstractNumId="30" ns2:restartNumberingAfterBreak="0">
-    <w:nsid w:val="017CA104"/>
+    <w:nsid w:val="04901B51"/>
     <w:multiLevelType w:val="hybridMultilevel"/>
     <w:tmpl w:val="8D509E92"/>
     <w:lvl w:ilvl="0" w:tplc="D08409FC">
@@ -18677,7 +18953,7 @@
     </w:lvl>
   </w:abstractNum>
   <w:abstractNum w:abstractNumId="31" ns2:restartNumberingAfterBreak="0">
-    <w:nsid w:val="0266B543"/>
+    <w:nsid w:val="033D409F"/>
     <w:multiLevelType w:val="hybridMultilevel"/>
     <w:tmpl w:val="DB365466"/>
     <w:lvl w:ilvl="0" w:tplc="A7A293F0">
@@ -18766,7 +19042,7 @@
     </w:lvl>
   </w:abstractNum>
   <w:abstractNum w:abstractNumId="32" ns2:restartNumberingAfterBreak="0">
-    <w:nsid w:val="00F9C616"/>
+    <w:nsid w:val="015A01EA"/>
     <w:multiLevelType w:val="hybridMultilevel"/>
     <w:tmpl w:val="76AAD3C2"/>
     <w:lvl w:ilvl="0" w:tplc="EE1A03B4">
@@ -18854,29 +19130,98 @@
       </w:pPr>
     </w:lvl>
   </w:abstractNum>
-  <w:abstractNum w:abstractNumId="33">
-    <w:nsid w:val="001F2DBC"/>
-    <w:multiLevelType w:val="singleLevel"/>
-    <w:tmpl w:val="29761A62"/>
-    <w:lvl w:ilvl="0">
+  <w:abstractNum w:abstractNumId="33" ns2:restartNumberingAfterBreak="0">
+    <w:nsid w:val="0137B2FC"/>
+    <w:multiLevelType w:val="hybridMultilevel"/>
+    <w:tmpl w:val="BC0812B4"/>
+    <w:lvl w:ilvl="0" w:tplc="D6503C2A">
       <w:start w:val="1"/>
       <w:numFmt w:val="decimal"/>
-      <w:pStyle w:val="ListBullet"/>
       <w:lvlText w:val="%1."/>
       <w:lvlJc w:val="left"/>
       <w:pPr>
-        <w:tabs>
-          <w:tab w:val="num" w:pos="360"/>
-        </w:tabs>
-        <w:ind w:left="360" w:hanging="360"/>
-      </w:pPr>
-      <w:rPr>
-        <w:rFonts w:ascii="Symbol" w:hAnsi="Symbol" w:hint="default"/>
-      </w:rPr>
+        <w:ind w:left="720" w:hanging="360"/>
+      </w:pPr>
+      <w:rPr>
+        <w:rFonts w:hint="default"/>
+        <w:vertAlign w:val="baseline"/>
+      </w:rPr>
+    </w:lvl>
+    <w:lvl w:ilvl="1" w:tplc="280A0019" w:tentative="1">
+      <w:start w:val="1"/>
+      <w:numFmt w:val="lowerLetter"/>
+      <w:lvlText w:val="%2."/>
+      <w:lvlJc w:val="left"/>
+      <w:pPr>
+        <w:ind w:left="1440" w:hanging="360"/>
+      </w:pPr>
+    </w:lvl>
+    <w:lvl w:ilvl="2" w:tplc="280A001B" w:tentative="1">
+      <w:start w:val="1"/>
+      <w:numFmt w:val="lowerRoman"/>
+      <w:lvlText w:val="%3."/>
+      <w:lvlJc w:val="left"/>
+      <w:pPr>
+        <w:ind w:left="2160" w:hanging="180"/>
+      </w:pPr>
+    </w:lvl>
+    <w:lvl w:ilvl="3" w:tplc="280A000F" w:tentative="1">
+      <w:start w:val="1"/>
+      <w:numFmt w:val="decimal"/>
+      <w:lvlText w:val="%4."/>
+      <w:lvlJc w:val="left"/>
+      <w:pPr>
+        <w:ind w:left="2880" w:hanging="360"/>
+      </w:pPr>
+    </w:lvl>
+    <w:lvl w:ilvl="4" w:tplc="280A0019" w:tentative="1">
+      <w:start w:val="1"/>
+      <w:numFmt w:val="lowerLetter"/>
+      <w:lvlText w:val="%5."/>
+      <w:lvlJc w:val="left"/>
+      <w:pPr>
+        <w:ind w:left="3600" w:hanging="360"/>
+      </w:pPr>
+    </w:lvl>
+    <w:lvl w:ilvl="5" w:tplc="280A001B" w:tentative="1">
+      <w:start w:val="1"/>
+      <w:numFmt w:val="lowerRoman"/>
+      <w:lvlText w:val="%6."/>
+      <w:lvlJc w:val="left"/>
+      <w:pPr>
+        <w:ind w:left="4320" w:hanging="180"/>
+      </w:pPr>
+    </w:lvl>
+    <w:lvl w:ilvl="6" w:tplc="280A000F" w:tentative="1">
+      <w:start w:val="1"/>
+      <w:numFmt w:val="decimal"/>
+      <w:lvlText w:val="%7."/>
+      <w:lvlJc w:val="left"/>
+      <w:pPr>
+        <w:ind w:left="5040" w:hanging="360"/>
+      </w:pPr>
+    </w:lvl>
+    <w:lvl w:ilvl="7" w:tplc="280A0019" w:tentative="1">
+      <w:start w:val="1"/>
+      <w:numFmt w:val="lowerLetter"/>
+      <w:lvlText w:val="%8."/>
+      <w:lvlJc w:val="left"/>
+      <w:pPr>
+        <w:ind w:left="5760" w:hanging="360"/>
+      </w:pPr>
+    </w:lvl>
+    <w:lvl w:ilvl="8" w:tplc="280A001B" w:tentative="1">
+      <w:start w:val="1"/>
+      <w:numFmt w:val="lowerRoman"/>
+      <w:lvlText w:val="%9."/>
+      <w:lvlJc w:val="left"/>
+      <w:pPr>
+        <w:ind w:left="6480" w:hanging="180"/>
+      </w:pPr>
     </w:lvl>
   </w:abstractNum>
   <w:abstractNum w:abstractNumId="34" ns2:restartNumberingAfterBreak="0">
-    <w:nsid w:val="0409F5ED"/>
+    <w:nsid w:val="04320EE0"/>
     <w:multiLevelType w:val="hybridMultilevel"/>
     <w:tmpl w:val="714E6132"/>
     <w:lvl w:ilvl="0" w:tplc="2DB4ABC6">
@@ -18967,7 +19312,7 @@
     </w:lvl>
   </w:abstractNum>
   <w:abstractNum w:abstractNumId="35" ns2:restartNumberingAfterBreak="0">
-    <w:nsid w:val="04D6A1F7"/>
+    <w:nsid w:val="012290F8"/>
     <w:multiLevelType w:val="hybridMultilevel"/>
     <w:tmpl w:val="21309A5E"/>
     <w:lvl w:ilvl="0" w:tplc="A99E7F56">
@@ -19058,7 +19403,7 @@
     </w:lvl>
   </w:abstractNum>
   <w:abstractNum w:abstractNumId="36" ns2:restartNumberingAfterBreak="0">
-    <w:nsid w:val="02FBDF5D"/>
+    <w:nsid w:val="03E4099E"/>
     <w:multiLevelType w:val="hybridMultilevel"/>
     <w:tmpl w:val="8D509E92"/>
     <w:lvl w:ilvl="0" w:tplc="D08409FC">
@@ -19149,7 +19494,7 @@
     </w:lvl>
   </w:abstractNum>
   <w:abstractNum w:abstractNumId="37" ns2:restartNumberingAfterBreak="0">
-    <w:nsid w:val="05C4AFEF"/>
+    <w:nsid w:val="00BF7E4A"/>
     <w:multiLevelType w:val="hybridMultilevel"/>
     <w:tmpl w:val="DB365466"/>
     <w:lvl w:ilvl="0" w:tplc="A7A293F0">
@@ -19238,7 +19583,7 @@
     </w:lvl>
   </w:abstractNum>
   <w:abstractNum w:abstractNumId="38" ns2:restartNumberingAfterBreak="0">
-    <w:nsid w:val="0007489C"/>
+    <w:nsid w:val="057E9B37"/>
     <w:multiLevelType w:val="hybridMultilevel"/>
     <w:tmpl w:val="76AAD3C2"/>
     <w:lvl w:ilvl="0" w:tplc="EE1A03B4">
@@ -19326,29 +19671,98 @@
       </w:pPr>
     </w:lvl>
   </w:abstractNum>
-  <w:abstractNum w:abstractNumId="39">
-    <w:nsid w:val="03A28488"/>
-    <w:multiLevelType w:val="singleLevel"/>
-    <w:tmpl w:val="29761A62"/>
-    <w:lvl w:ilvl="0">
+  <w:abstractNum w:abstractNumId="39" ns2:restartNumberingAfterBreak="0">
+    <w:nsid w:val="045483D3"/>
+    <w:multiLevelType w:val="hybridMultilevel"/>
+    <w:tmpl w:val="BC0812B4"/>
+    <w:lvl w:ilvl="0" w:tplc="D6503C2A">
       <w:start w:val="1"/>
       <w:numFmt w:val="decimal"/>
-      <w:pStyle w:val="ListBullet"/>
       <w:lvlText w:val="%1."/>
       <w:lvlJc w:val="left"/>
       <w:pPr>
-        <w:tabs>
-          <w:tab w:val="num" w:pos="360"/>
-        </w:tabs>
-        <w:ind w:left="360" w:hanging="360"/>
-      </w:pPr>
-      <w:rPr>
-        <w:rFonts w:ascii="Symbol" w:hAnsi="Symbol" w:hint="default"/>
-      </w:rPr>
+        <w:ind w:left="720" w:hanging="360"/>
+      </w:pPr>
+      <w:rPr>
+        <w:rFonts w:hint="default"/>
+        <w:vertAlign w:val="baseline"/>
+      </w:rPr>
+    </w:lvl>
+    <w:lvl w:ilvl="1" w:tplc="280A0019" w:tentative="1">
+      <w:start w:val="1"/>
+      <w:numFmt w:val="lowerLetter"/>
+      <w:lvlText w:val="%2."/>
+      <w:lvlJc w:val="left"/>
+      <w:pPr>
+        <w:ind w:left="1440" w:hanging="360"/>
+      </w:pPr>
+    </w:lvl>
+    <w:lvl w:ilvl="2" w:tplc="280A001B" w:tentative="1">
+      <w:start w:val="1"/>
+      <w:numFmt w:val="lowerRoman"/>
+      <w:lvlText w:val="%3."/>
+      <w:lvlJc w:val="left"/>
+      <w:pPr>
+        <w:ind w:left="2160" w:hanging="180"/>
+      </w:pPr>
+    </w:lvl>
+    <w:lvl w:ilvl="3" w:tplc="280A000F" w:tentative="1">
+      <w:start w:val="1"/>
+      <w:numFmt w:val="decimal"/>
+      <w:lvlText w:val="%4."/>
+      <w:lvlJc w:val="left"/>
+      <w:pPr>
+        <w:ind w:left="2880" w:hanging="360"/>
+      </w:pPr>
+    </w:lvl>
+    <w:lvl w:ilvl="4" w:tplc="280A0019" w:tentative="1">
+      <w:start w:val="1"/>
+      <w:numFmt w:val="lowerLetter"/>
+      <w:lvlText w:val="%5."/>
+      <w:lvlJc w:val="left"/>
+      <w:pPr>
+        <w:ind w:left="3600" w:hanging="360"/>
+      </w:pPr>
+    </w:lvl>
+    <w:lvl w:ilvl="5" w:tplc="280A001B" w:tentative="1">
+      <w:start w:val="1"/>
+      <w:numFmt w:val="lowerRoman"/>
+      <w:lvlText w:val="%6."/>
+      <w:lvlJc w:val="left"/>
+      <w:pPr>
+        <w:ind w:left="4320" w:hanging="180"/>
+      </w:pPr>
+    </w:lvl>
+    <w:lvl w:ilvl="6" w:tplc="280A000F" w:tentative="1">
+      <w:start w:val="1"/>
+      <w:numFmt w:val="decimal"/>
+      <w:lvlText w:val="%7."/>
+      <w:lvlJc w:val="left"/>
+      <w:pPr>
+        <w:ind w:left="5040" w:hanging="360"/>
+      </w:pPr>
+    </w:lvl>
+    <w:lvl w:ilvl="7" w:tplc="280A0019" w:tentative="1">
+      <w:start w:val="1"/>
+      <w:numFmt w:val="lowerLetter"/>
+      <w:lvlText w:val="%8."/>
+      <w:lvlJc w:val="left"/>
+      <w:pPr>
+        <w:ind w:left="5760" w:hanging="360"/>
+      </w:pPr>
+    </w:lvl>
+    <w:lvl w:ilvl="8" w:tplc="280A001B" w:tentative="1">
+      <w:start w:val="1"/>
+      <w:numFmt w:val="lowerRoman"/>
+      <w:lvlText w:val="%9."/>
+      <w:lvlJc w:val="left"/>
+      <w:pPr>
+        <w:ind w:left="6480" w:hanging="180"/>
+      </w:pPr>
     </w:lvl>
   </w:abstractNum>
   <w:abstractNum w:abstractNumId="40" ns2:restartNumberingAfterBreak="0">
-    <w:nsid w:val="01C815B9"/>
+    <w:nsid w:val="020D79C2"/>
     <w:multiLevelType w:val="hybridMultilevel"/>
     <w:tmpl w:val="714E6132"/>
     <w:lvl w:ilvl="0" w:tplc="2DB4ABC6">
@@ -19439,7 +19853,7 @@
     </w:lvl>
   </w:abstractNum>
   <w:abstractNum w:abstractNumId="41" ns2:restartNumberingAfterBreak="0">
-    <w:nsid w:val="05DD3FD3"/>
+    <w:nsid w:val="00C5497E"/>
     <w:multiLevelType w:val="hybridMultilevel"/>
     <w:tmpl w:val="C58292E4"/>
     <w:lvl w:ilvl="0" w:tplc="6C10323E">
@@ -19528,7 +19942,7 @@
     </w:lvl>
   </w:abstractNum>
   <w:abstractNum w:abstractNumId="42" ns2:restartNumberingAfterBreak="0">
-    <w:nsid w:val="04A5DCEB"/>
+    <w:nsid w:val="01563231"/>
     <w:multiLevelType w:val="hybridMultilevel"/>
     <w:tmpl w:val="8FE26D16"/>
     <w:lvl w:ilvl="0" w:tplc="35042908">
@@ -19619,7 +20033,7 @@
     </w:lvl>
   </w:abstractNum>
   <w:abstractNum w:abstractNumId="43" ns2:restartNumberingAfterBreak="0">
-    <w:nsid w:val="00C14E98"/>
+    <w:nsid w:val="03CC1AB2"/>
     <w:multiLevelType w:val="hybridMultilevel"/>
     <w:tmpl w:val="D2D848A8"/>
     <w:lvl w:ilvl="0" w:tplc="625CE9AC">
@@ -19708,7 +20122,7 @@
     </w:lvl>
   </w:abstractNum>
   <w:abstractNum w:abstractNumId="44" ns2:restartNumberingAfterBreak="0">
-    <w:nsid w:val="0550E528"/>
+    <w:nsid w:val="058D872F"/>
     <w:multiLevelType w:val="hybridMultilevel"/>
     <w:tmpl w:val="76AAD3C2"/>
     <w:lvl w:ilvl="0" w:tplc="EE1A03B4">
@@ -19796,29 +20210,98 @@
       </w:pPr>
     </w:lvl>
   </w:abstractNum>
-  <w:abstractNum w:abstractNumId="45">
-    <w:nsid w:val="0559656A"/>
-    <w:multiLevelType w:val="singleLevel"/>
-    <w:tmpl w:val="29761A62"/>
-    <w:lvl w:ilvl="0">
+  <w:abstractNum w:abstractNumId="45" ns2:restartNumberingAfterBreak="0">
+    <w:nsid w:val="02DA61EA"/>
+    <w:multiLevelType w:val="hybridMultilevel"/>
+    <w:tmpl w:val="BC0812B4"/>
+    <w:lvl w:ilvl="0" w:tplc="D6503C2A">
       <w:start w:val="1"/>
       <w:numFmt w:val="decimal"/>
-      <w:pStyle w:val="ListBullet"/>
       <w:lvlText w:val="%1."/>
       <w:lvlJc w:val="left"/>
       <w:pPr>
-        <w:tabs>
-          <w:tab w:val="num" w:pos="360"/>
-        </w:tabs>
-        <w:ind w:left="360" w:hanging="360"/>
-      </w:pPr>
-      <w:rPr>
-        <w:rFonts w:ascii="Symbol" w:hAnsi="Symbol" w:hint="default"/>
-      </w:rPr>
+        <w:ind w:left="720" w:hanging="360"/>
+      </w:pPr>
+      <w:rPr>
+        <w:rFonts w:hint="default"/>
+        <w:vertAlign w:val="baseline"/>
+      </w:rPr>
+    </w:lvl>
+    <w:lvl w:ilvl="1" w:tplc="280A0019" w:tentative="1">
+      <w:start w:val="1"/>
+      <w:numFmt w:val="lowerLetter"/>
+      <w:lvlText w:val="%2."/>
+      <w:lvlJc w:val="left"/>
+      <w:pPr>
+        <w:ind w:left="1440" w:hanging="360"/>
+      </w:pPr>
+    </w:lvl>
+    <w:lvl w:ilvl="2" w:tplc="280A001B" w:tentative="1">
+      <w:start w:val="1"/>
+      <w:numFmt w:val="lowerRoman"/>
+      <w:lvlText w:val="%3."/>
+      <w:lvlJc w:val="left"/>
+      <w:pPr>
+        <w:ind w:left="2160" w:hanging="180"/>
+      </w:pPr>
+    </w:lvl>
+    <w:lvl w:ilvl="3" w:tplc="280A000F" w:tentative="1">
+      <w:start w:val="1"/>
+      <w:numFmt w:val="decimal"/>
+      <w:lvlText w:val="%4."/>
+      <w:lvlJc w:val="left"/>
+      <w:pPr>
+        <w:ind w:left="2880" w:hanging="360"/>
+      </w:pPr>
+    </w:lvl>
+    <w:lvl w:ilvl="4" w:tplc="280A0019" w:tentative="1">
+      <w:start w:val="1"/>
+      <w:numFmt w:val="lowerLetter"/>
+      <w:lvlText w:val="%5."/>
+      <w:lvlJc w:val="left"/>
+      <w:pPr>
+        <w:ind w:left="3600" w:hanging="360"/>
+      </w:pPr>
+    </w:lvl>
+    <w:lvl w:ilvl="5" w:tplc="280A001B" w:tentative="1">
+      <w:start w:val="1"/>
+      <w:numFmt w:val="lowerRoman"/>
+      <w:lvlText w:val="%6."/>
+      <w:lvlJc w:val="left"/>
+      <w:pPr>
+        <w:ind w:left="4320" w:hanging="180"/>
+      </w:pPr>
+    </w:lvl>
+    <w:lvl w:ilvl="6" w:tplc="280A000F" w:tentative="1">
+      <w:start w:val="1"/>
+      <w:numFmt w:val="decimal"/>
+      <w:lvlText w:val="%7."/>
+      <w:lvlJc w:val="left"/>
+      <w:pPr>
+        <w:ind w:left="5040" w:hanging="360"/>
+      </w:pPr>
+    </w:lvl>
+    <w:lvl w:ilvl="7" w:tplc="280A0019" w:tentative="1">
+      <w:start w:val="1"/>
+      <w:numFmt w:val="lowerLetter"/>
+      <w:lvlText w:val="%8."/>
+      <w:lvlJc w:val="left"/>
+      <w:pPr>
+        <w:ind w:left="5760" w:hanging="360"/>
+      </w:pPr>
+    </w:lvl>
+    <w:lvl w:ilvl="8" w:tplc="280A001B" w:tentative="1">
+      <w:start w:val="1"/>
+      <w:numFmt w:val="lowerRoman"/>
+      <w:lvlText w:val="%9."/>
+      <w:lvlJc w:val="left"/>
+      <w:pPr>
+        <w:ind w:left="6480" w:hanging="180"/>
+      </w:pPr>
     </w:lvl>
   </w:abstractNum>
   <w:abstractNum w:abstractNumId="46" ns2:restartNumberingAfterBreak="0">
-    <w:nsid w:val="05668959"/>
+    <w:nsid w:val="0494046F"/>
     <w:multiLevelType w:val="hybridMultilevel"/>
     <w:tmpl w:val="714E6132"/>
     <w:lvl w:ilvl="0" w:tplc="2DB4ABC6">
@@ -19909,7 +20392,7 @@
     </w:lvl>
   </w:abstractNum>
   <w:abstractNum w:abstractNumId="47" ns2:restartNumberingAfterBreak="0">
-    <w:nsid w:val="018167AE"/>
+    <w:nsid w:val="01426850"/>
     <w:multiLevelType w:val="hybridMultilevel"/>
     <w:tmpl w:val="21309A5E"/>
     <w:lvl w:ilvl="0" w:tplc="A99E7F56">
@@ -20000,7 +20483,7 @@
     </w:lvl>
   </w:abstractNum>
   <w:abstractNum w:abstractNumId="48" ns2:restartNumberingAfterBreak="0">
-    <w:nsid w:val="04AAA817"/>
+    <w:nsid w:val="0385FCED"/>
     <w:multiLevelType w:val="hybridMultilevel"/>
     <w:tmpl w:val="8D509E92"/>
     <w:lvl w:ilvl="0" w:tplc="D08409FC">
@@ -20091,7 +20574,7 @@
     </w:lvl>
   </w:abstractNum>
   <w:abstractNum w:abstractNumId="49" ns2:restartNumberingAfterBreak="0">
-    <w:nsid w:val="04145CCC"/>
+    <w:nsid w:val="007F9CD4"/>
     <w:multiLevelType w:val="hybridMultilevel"/>
     <w:tmpl w:val="DB365466"/>
     <w:lvl w:ilvl="0" w:tplc="A7A293F0">
@@ -20180,7 +20663,7 @@
     </w:lvl>
   </w:abstractNum>
   <w:abstractNum w:abstractNumId="50" ns2:restartNumberingAfterBreak="0">
-    <w:nsid w:val="025A876F"/>
+    <w:nsid w:val="0269B493"/>
     <w:multiLevelType w:val="hybridMultilevel"/>
     <w:tmpl w:val="76AAD3C2"/>
     <w:lvl w:ilvl="0" w:tplc="EE1A03B4">
@@ -20268,29 +20751,98 @@
       </w:pPr>
     </w:lvl>
   </w:abstractNum>
-  <w:abstractNum w:abstractNumId="51">
-    <w:nsid w:val="0162C011"/>
-    <w:multiLevelType w:val="singleLevel"/>
-    <w:tmpl w:val="29761A62"/>
-    <w:lvl w:ilvl="0">
+  <w:abstractNum w:abstractNumId="51" ns2:restartNumberingAfterBreak="0">
+    <w:nsid w:val="0133E69B"/>
+    <w:multiLevelType w:val="hybridMultilevel"/>
+    <w:tmpl w:val="BC0812B4"/>
+    <w:lvl w:ilvl="0" w:tplc="D6503C2A">
       <w:start w:val="1"/>
       <w:numFmt w:val="decimal"/>
-      <w:pStyle w:val="ListBullet"/>
       <w:lvlText w:val="%1."/>
       <w:lvlJc w:val="left"/>
       <w:pPr>
-        <w:tabs>
-          <w:tab w:val="num" w:pos="360"/>
-        </w:tabs>
-        <w:ind w:left="360" w:hanging="360"/>
-      </w:pPr>
-      <w:rPr>
-        <w:rFonts w:ascii="Symbol" w:hAnsi="Symbol" w:hint="default"/>
-      </w:rPr>
+        <w:ind w:left="720" w:hanging="360"/>
+      </w:pPr>
+      <w:rPr>
+        <w:rFonts w:hint="default"/>
+        <w:vertAlign w:val="baseline"/>
+      </w:rPr>
+    </w:lvl>
+    <w:lvl w:ilvl="1" w:tplc="280A0019" w:tentative="1">
+      <w:start w:val="1"/>
+      <w:numFmt w:val="lowerLetter"/>
+      <w:lvlText w:val="%2."/>
+      <w:lvlJc w:val="left"/>
+      <w:pPr>
+        <w:ind w:left="1440" w:hanging="360"/>
+      </w:pPr>
+    </w:lvl>
+    <w:lvl w:ilvl="2" w:tplc="280A001B" w:tentative="1">
+      <w:start w:val="1"/>
+      <w:numFmt w:val="lowerRoman"/>
+      <w:lvlText w:val="%3."/>
+      <w:lvlJc w:val="left"/>
+      <w:pPr>
+        <w:ind w:left="2160" w:hanging="180"/>
+      </w:pPr>
+    </w:lvl>
+    <w:lvl w:ilvl="3" w:tplc="280A000F" w:tentative="1">
+      <w:start w:val="1"/>
+      <w:numFmt w:val="decimal"/>
+      <w:lvlText w:val="%4."/>
+      <w:lvlJc w:val="left"/>
+      <w:pPr>
+        <w:ind w:left="2880" w:hanging="360"/>
+      </w:pPr>
+    </w:lvl>
+    <w:lvl w:ilvl="4" w:tplc="280A0019" w:tentative="1">
+      <w:start w:val="1"/>
+      <w:numFmt w:val="lowerLetter"/>
+      <w:lvlText w:val="%5."/>
+      <w:lvlJc w:val="left"/>
+      <w:pPr>
+        <w:ind w:left="3600" w:hanging="360"/>
+      </w:pPr>
+    </w:lvl>
+    <w:lvl w:ilvl="5" w:tplc="280A001B" w:tentative="1">
+      <w:start w:val="1"/>
+      <w:numFmt w:val="lowerRoman"/>
+      <w:lvlText w:val="%6."/>
+      <w:lvlJc w:val="left"/>
+      <w:pPr>
+        <w:ind w:left="4320" w:hanging="180"/>
+      </w:pPr>
+    </w:lvl>
+    <w:lvl w:ilvl="6" w:tplc="280A000F" w:tentative="1">
+      <w:start w:val="1"/>
+      <w:numFmt w:val="decimal"/>
+      <w:lvlText w:val="%7."/>
+      <w:lvlJc w:val="left"/>
+      <w:pPr>
+        <w:ind w:left="5040" w:hanging="360"/>
+      </w:pPr>
+    </w:lvl>
+    <w:lvl w:ilvl="7" w:tplc="280A0019" w:tentative="1">
+      <w:start w:val="1"/>
+      <w:numFmt w:val="lowerLetter"/>
+      <w:lvlText w:val="%8."/>
+      <w:lvlJc w:val="left"/>
+      <w:pPr>
+        <w:ind w:left="5760" w:hanging="360"/>
+      </w:pPr>
+    </w:lvl>
+    <w:lvl w:ilvl="8" w:tplc="280A001B" w:tentative="1">
+      <w:start w:val="1"/>
+      <w:numFmt w:val="lowerRoman"/>
+      <w:lvlText w:val="%9."/>
+      <w:lvlJc w:val="left"/>
+      <w:pPr>
+        <w:ind w:left="6480" w:hanging="180"/>
+      </w:pPr>
     </w:lvl>
   </w:abstractNum>
   <w:abstractNum w:abstractNumId="52" ns2:restartNumberingAfterBreak="0">
-    <w:nsid w:val="02C6E85C"/>
+    <w:nsid w:val="04AE5B1B"/>
     <w:multiLevelType w:val="hybridMultilevel"/>
     <w:tmpl w:val="714E6132"/>
     <w:lvl w:ilvl="0" w:tplc="2DB4ABC6">
@@ -20381,7 +20933,7 @@
     </w:lvl>
   </w:abstractNum>
   <w:abstractNum w:abstractNumId="53" ns2:restartNumberingAfterBreak="0">
-    <w:nsid w:val="01E648C9"/>
+    <w:nsid w:val="00E30342"/>
     <w:multiLevelType w:val="hybridMultilevel"/>
     <w:tmpl w:val="21309A5E"/>
     <w:lvl w:ilvl="0" w:tplc="A99E7F56">
@@ -20472,7 +21024,7 @@
     </w:lvl>
   </w:abstractNum>
   <w:abstractNum w:abstractNumId="54" ns2:restartNumberingAfterBreak="0">
-    <w:nsid w:val="00DA5E4F"/>
+    <w:nsid w:val="03FAF1BB"/>
     <w:multiLevelType w:val="hybridMultilevel"/>
     <w:tmpl w:val="8D509E92"/>
     <w:lvl w:ilvl="0" w:tplc="D08409FC">
@@ -20563,7 +21115,7 @@
     </w:lvl>
   </w:abstractNum>
   <w:abstractNum w:abstractNumId="55" ns2:restartNumberingAfterBreak="0">
-    <w:nsid w:val="0105C37D"/>
+    <w:nsid w:val="01EB6581"/>
     <w:multiLevelType w:val="hybridMultilevel"/>
     <w:tmpl w:val="DB365466"/>
     <w:lvl w:ilvl="0" w:tplc="A7A293F0">
@@ -20652,7 +21204,7 @@
     </w:lvl>
   </w:abstractNum>
   <w:abstractNum w:abstractNumId="56" ns2:restartNumberingAfterBreak="0">
-    <w:nsid w:val="0432EAA8"/>
+    <w:nsid w:val="04610AB8"/>
     <w:multiLevelType w:val="hybridMultilevel"/>
     <w:tmpl w:val="76AAD3C2"/>
     <w:lvl w:ilvl="0" w:tplc="EE1A03B4">
@@ -20741,7 +21293,7 @@
     </w:lvl>
   </w:abstractNum>
   <w:abstractNum w:abstractNumId="57" ns2:restartNumberingAfterBreak="0">
-    <w:nsid w:val="02FD6534"/>
+    <w:nsid w:val="039624A7"/>
     <w:multiLevelType w:val="hybridMultilevel"/>
     <w:tmpl w:val="F30EE900"/>
     <w:lvl w:ilvl="0" w:tplc="44FABB86">
@@ -20832,7 +21384,7 @@
     </w:lvl>
   </w:abstractNum>
   <w:abstractNum w:abstractNumId="58" ns2:restartNumberingAfterBreak="0">
-    <w:nsid w:val="059F9838"/>
+    <w:nsid w:val="02155FB4"/>
     <w:multiLevelType w:val="hybridMultilevel"/>
     <w:tmpl w:val="EB70CD30"/>
     <w:lvl w:ilvl="0" w:tplc="DEBED69E">
@@ -20922,7 +21474,7 @@
     </w:lvl>
   </w:abstractNum>
   <w:abstractNum w:abstractNumId="59" ns2:restartNumberingAfterBreak="0">
-    <w:nsid w:val="055EACFD"/>
+    <w:nsid w:val="02568491"/>
     <w:multiLevelType w:val="hybridMultilevel"/>
     <w:tmpl w:val="79FC216E"/>
     <w:lvl w:ilvl="0" w:tplc="93E8CD88">
@@ -21011,7 +21563,7 @@
     </w:lvl>
   </w:abstractNum>
   <w:abstractNum w:abstractNumId="60" ns2:restartNumberingAfterBreak="0">
-    <w:nsid w:val="046EE8B8"/>
+    <w:nsid w:val="04186DAE"/>
     <w:multiLevelType w:val="hybridMultilevel"/>
     <w:tmpl w:val="7BAA98CE"/>
     <w:lvl w:ilvl="0" w:tplc="C4CC74DC">
@@ -21100,7 +21652,7 @@
     </w:lvl>
   </w:abstractNum>
   <w:abstractNum w:abstractNumId="61" ns2:restartNumberingAfterBreak="0">
-    <w:nsid w:val="046611AE"/>
+    <w:nsid w:val="010578DE"/>
     <w:multiLevelType w:val="hybridMultilevel"/>
     <w:tmpl w:val="E3B4FD6A"/>
     <w:lvl w:ilvl="0" w:tplc="1264CDFC">
@@ -21189,29 +21741,98 @@
       </w:pPr>
     </w:lvl>
   </w:abstractNum>
-  <w:abstractNum w:abstractNumId="62">
-    <w:nsid w:val="04B5FC98"/>
-    <w:multiLevelType w:val="singleLevel"/>
-    <w:tmpl w:val="29761A62"/>
-    <w:lvl w:ilvl="0">
+  <w:abstractNum w:abstractNumId="62" ns2:restartNumberingAfterBreak="0">
+    <w:nsid w:val="009C85D1"/>
+    <w:multiLevelType w:val="hybridMultilevel"/>
+    <w:tmpl w:val="BC0812B4"/>
+    <w:lvl w:ilvl="0" w:tplc="D6503C2A">
       <w:start w:val="1"/>
       <w:numFmt w:val="decimal"/>
-      <w:pStyle w:val="ListBullet"/>
       <w:lvlText w:val="%1."/>
       <w:lvlJc w:val="left"/>
       <w:pPr>
-        <w:tabs>
-          <w:tab w:val="num" w:pos="360"/>
-        </w:tabs>
-        <w:ind w:left="360" w:hanging="360"/>
-      </w:pPr>
-      <w:rPr>
-        <w:rFonts w:ascii="Symbol" w:hAnsi="Symbol" w:hint="default"/>
-      </w:rPr>
+        <w:ind w:left="720" w:hanging="360"/>
+      </w:pPr>
+      <w:rPr>
+        <w:rFonts w:hint="default"/>
+        <w:vertAlign w:val="baseline"/>
+      </w:rPr>
+    </w:lvl>
+    <w:lvl w:ilvl="1" w:tplc="280A0019" w:tentative="1">
+      <w:start w:val="1"/>
+      <w:numFmt w:val="lowerLetter"/>
+      <w:lvlText w:val="%2."/>
+      <w:lvlJc w:val="left"/>
+      <w:pPr>
+        <w:ind w:left="1440" w:hanging="360"/>
+      </w:pPr>
+    </w:lvl>
+    <w:lvl w:ilvl="2" w:tplc="280A001B" w:tentative="1">
+      <w:start w:val="1"/>
+      <w:numFmt w:val="lowerRoman"/>
+      <w:lvlText w:val="%3."/>
+      <w:lvlJc w:val="left"/>
+      <w:pPr>
+        <w:ind w:left="2160" w:hanging="180"/>
+      </w:pPr>
+    </w:lvl>
+    <w:lvl w:ilvl="3" w:tplc="280A000F" w:tentative="1">
+      <w:start w:val="1"/>
+      <w:numFmt w:val="decimal"/>
+      <w:lvlText w:val="%4."/>
+      <w:lvlJc w:val="left"/>
+      <w:pPr>
+        <w:ind w:left="2880" w:hanging="360"/>
+      </w:pPr>
+    </w:lvl>
+    <w:lvl w:ilvl="4" w:tplc="280A0019" w:tentative="1">
+      <w:start w:val="1"/>
+      <w:numFmt w:val="lowerLetter"/>
+      <w:lvlText w:val="%5."/>
+      <w:lvlJc w:val="left"/>
+      <w:pPr>
+        <w:ind w:left="3600" w:hanging="360"/>
+      </w:pPr>
+    </w:lvl>
+    <w:lvl w:ilvl="5" w:tplc="280A001B" w:tentative="1">
+      <w:start w:val="1"/>
+      <w:numFmt w:val="lowerRoman"/>
+      <w:lvlText w:val="%6."/>
+      <w:lvlJc w:val="left"/>
+      <w:pPr>
+        <w:ind w:left="4320" w:hanging="180"/>
+      </w:pPr>
+    </w:lvl>
+    <w:lvl w:ilvl="6" w:tplc="280A000F" w:tentative="1">
+      <w:start w:val="1"/>
+      <w:numFmt w:val="decimal"/>
+      <w:lvlText w:val="%7."/>
+      <w:lvlJc w:val="left"/>
+      <w:pPr>
+        <w:ind w:left="5040" w:hanging="360"/>
+      </w:pPr>
+    </w:lvl>
+    <w:lvl w:ilvl="7" w:tplc="280A0019" w:tentative="1">
+      <w:start w:val="1"/>
+      <w:numFmt w:val="lowerLetter"/>
+      <w:lvlText w:val="%8."/>
+      <w:lvlJc w:val="left"/>
+      <w:pPr>
+        <w:ind w:left="5760" w:hanging="360"/>
+      </w:pPr>
+    </w:lvl>
+    <w:lvl w:ilvl="8" w:tplc="280A001B" w:tentative="1">
+      <w:start w:val="1"/>
+      <w:numFmt w:val="lowerRoman"/>
+      <w:lvlText w:val="%9."/>
+      <w:lvlJc w:val="left"/>
+      <w:pPr>
+        <w:ind w:left="6480" w:hanging="180"/>
+      </w:pPr>
     </w:lvl>
   </w:abstractNum>
   <w:abstractNum w:abstractNumId="63" ns2:restartNumberingAfterBreak="0">
-    <w:nsid w:val="0221E246"/>
+    <w:nsid w:val="0043774E"/>
     <w:multiLevelType w:val="hybridMultilevel"/>
     <w:tmpl w:val="714E6132"/>
     <w:lvl w:ilvl="0" w:tplc="2DB4ABC6">
@@ -21302,7 +21923,7 @@
     </w:lvl>
   </w:abstractNum>
   <w:abstractNum w:abstractNumId="64" ns2:restartNumberingAfterBreak="0">
-    <w:nsid w:val="027349E6"/>
+    <w:nsid w:val="05B85DD4"/>
     <w:multiLevelType w:val="hybridMultilevel"/>
     <w:tmpl w:val="21309A5E"/>
     <w:lvl w:ilvl="0" w:tplc="A99E7F56">
@@ -21393,7 +22014,7 @@
     </w:lvl>
   </w:abstractNum>
   <w:abstractNum w:abstractNumId="65" ns2:restartNumberingAfterBreak="0">
-    <w:nsid w:val="038850C1"/>
+    <w:nsid w:val="026A39BA"/>
     <w:multiLevelType w:val="hybridMultilevel"/>
     <w:tmpl w:val="8D509E92"/>
     <w:lvl w:ilvl="0" w:tplc="D08409FC">
@@ -21484,7 +22105,7 @@
     </w:lvl>
   </w:abstractNum>
   <w:abstractNum w:abstractNumId="66" ns2:restartNumberingAfterBreak="0">
-    <w:nsid w:val="03CF5D38"/>
+    <w:nsid w:val="053EE9BA"/>
     <w:multiLevelType w:val="hybridMultilevel"/>
     <w:tmpl w:val="DB365466"/>
     <w:lvl w:ilvl="0" w:tplc="A7A293F0">
@@ -21573,7 +22194,7 @@
     </w:lvl>
   </w:abstractNum>
   <w:abstractNum w:abstractNumId="67" ns2:restartNumberingAfterBreak="0">
-    <w:nsid w:val="00F9D23F"/>
+    <w:nsid w:val="02AEFF9E"/>
     <w:multiLevelType w:val="hybridMultilevel"/>
     <w:tmpl w:val="76AAD3C2"/>
     <w:lvl w:ilvl="0" w:tplc="EE1A03B4">
@@ -21662,7 +22283,7 @@
     </w:lvl>
   </w:abstractNum>
   <w:abstractNum w:abstractNumId="68" ns2:restartNumberingAfterBreak="0">
-    <w:nsid w:val="001F9E60"/>
+    <w:nsid w:val="0094C910"/>
     <w:multiLevelType w:val="hybridMultilevel"/>
     <w:tmpl w:val="C58292E4"/>
     <w:lvl w:ilvl="0" w:tplc="6C10323E">
@@ -21751,7 +22372,7 @@
     </w:lvl>
   </w:abstractNum>
   <w:abstractNum w:abstractNumId="69" ns2:restartNumberingAfterBreak="0">
-    <w:nsid w:val="04C6B4CC"/>
+    <w:nsid w:val="013D0761"/>
     <w:multiLevelType w:val="hybridMultilevel"/>
     <w:tmpl w:val="C58292E4"/>
     <w:lvl w:ilvl="0" w:tplc="6C10323E">
@@ -21840,7 +22461,7 @@
     </w:lvl>
   </w:abstractNum>
   <w:abstractNum w:abstractNumId="70" ns2:restartNumberingAfterBreak="0">
-    <w:nsid w:val="03DC634A"/>
+    <w:nsid w:val="0379A29A"/>
     <w:multiLevelType w:val="hybridMultilevel"/>
     <w:tmpl w:val="C58292E4"/>
     <w:lvl w:ilvl="0" w:tplc="6C10323E">
@@ -21929,7 +22550,7 @@
     </w:lvl>
   </w:abstractNum>
   <w:abstractNum w:abstractNumId="71" ns2:restartNumberingAfterBreak="0">
-    <w:nsid w:val="00A4806A"/>
+    <w:nsid w:val="0208F2EB"/>
     <w:multiLevelType w:val="hybridMultilevel"/>
     <w:tmpl w:val="C58292E4"/>
     <w:lvl w:ilvl="0" w:tplc="6C10323E">
@@ -22018,7 +22639,7 @@
     </w:lvl>
   </w:abstractNum>
   <w:abstractNum w:abstractNumId="72" ns2:restartNumberingAfterBreak="0">
-    <w:nsid w:val="015F3005"/>
+    <w:nsid w:val="0577E2A7"/>
     <w:multiLevelType w:val="hybridMultilevel"/>
     <w:tmpl w:val="11AE9892"/>
     <w:lvl w:ilvl="0" w:tplc="6C10323E">
@@ -22106,29 +22727,98 @@
       </w:pPr>
     </w:lvl>
   </w:abstractNum>
-  <w:abstractNum w:abstractNumId="73">
-    <w:nsid w:val="0134D756"/>
-    <w:multiLevelType w:val="singleLevel"/>
-    <w:tmpl w:val="29761A62"/>
-    <w:lvl w:ilvl="0">
+  <w:abstractNum w:abstractNumId="73" ns2:restartNumberingAfterBreak="0">
+    <w:nsid w:val="04AD2873"/>
+    <w:multiLevelType w:val="hybridMultilevel"/>
+    <w:tmpl w:val="BC0812B4"/>
+    <w:lvl w:ilvl="0" w:tplc="D6503C2A">
       <w:start w:val="1"/>
       <w:numFmt w:val="decimal"/>
-      <w:pStyle w:val="ListBullet"/>
       <w:lvlText w:val="%1."/>
       <w:lvlJc w:val="left"/>
       <w:pPr>
-        <w:tabs>
-          <w:tab w:val="num" w:pos="360"/>
-        </w:tabs>
-        <w:ind w:left="360" w:hanging="360"/>
-      </w:pPr>
-      <w:rPr>
-        <w:rFonts w:ascii="Symbol" w:hAnsi="Symbol" w:hint="default"/>
-      </w:rPr>
+        <w:ind w:left="720" w:hanging="360"/>
+      </w:pPr>
+      <w:rPr>
+        <w:rFonts w:hint="default"/>
+        <w:vertAlign w:val="baseline"/>
+      </w:rPr>
+    </w:lvl>
+    <w:lvl w:ilvl="1" w:tplc="280A0019" w:tentative="1">
+      <w:start w:val="1"/>
+      <w:numFmt w:val="lowerLetter"/>
+      <w:lvlText w:val="%2."/>
+      <w:lvlJc w:val="left"/>
+      <w:pPr>
+        <w:ind w:left="1440" w:hanging="360"/>
+      </w:pPr>
+    </w:lvl>
+    <w:lvl w:ilvl="2" w:tplc="280A001B" w:tentative="1">
+      <w:start w:val="1"/>
+      <w:numFmt w:val="lowerRoman"/>
+      <w:lvlText w:val="%3."/>
+      <w:lvlJc w:val="left"/>
+      <w:pPr>
+        <w:ind w:left="2160" w:hanging="180"/>
+      </w:pPr>
+    </w:lvl>
+    <w:lvl w:ilvl="3" w:tplc="280A000F" w:tentative="1">
+      <w:start w:val="1"/>
+      <w:numFmt w:val="decimal"/>
+      <w:lvlText w:val="%4."/>
+      <w:lvlJc w:val="left"/>
+      <w:pPr>
+        <w:ind w:left="2880" w:hanging="360"/>
+      </w:pPr>
+    </w:lvl>
+    <w:lvl w:ilvl="4" w:tplc="280A0019" w:tentative="1">
+      <w:start w:val="1"/>
+      <w:numFmt w:val="lowerLetter"/>
+      <w:lvlText w:val="%5."/>
+      <w:lvlJc w:val="left"/>
+      <w:pPr>
+        <w:ind w:left="3600" w:hanging="360"/>
+      </w:pPr>
+    </w:lvl>
+    <w:lvl w:ilvl="5" w:tplc="280A001B" w:tentative="1">
+      <w:start w:val="1"/>
+      <w:numFmt w:val="lowerRoman"/>
+      <w:lvlText w:val="%6."/>
+      <w:lvlJc w:val="left"/>
+      <w:pPr>
+        <w:ind w:left="4320" w:hanging="180"/>
+      </w:pPr>
+    </w:lvl>
+    <w:lvl w:ilvl="6" w:tplc="280A000F" w:tentative="1">
+      <w:start w:val="1"/>
+      <w:numFmt w:val="decimal"/>
+      <w:lvlText w:val="%7."/>
+      <w:lvlJc w:val="left"/>
+      <w:pPr>
+        <w:ind w:left="5040" w:hanging="360"/>
+      </w:pPr>
+    </w:lvl>
+    <w:lvl w:ilvl="7" w:tplc="280A0019" w:tentative="1">
+      <w:start w:val="1"/>
+      <w:numFmt w:val="lowerLetter"/>
+      <w:lvlText w:val="%8."/>
+      <w:lvlJc w:val="left"/>
+      <w:pPr>
+        <w:ind w:left="5760" w:hanging="360"/>
+      </w:pPr>
+    </w:lvl>
+    <w:lvl w:ilvl="8" w:tplc="280A001B" w:tentative="1">
+      <w:start w:val="1"/>
+      <w:numFmt w:val="lowerRoman"/>
+      <w:lvlText w:val="%9."/>
+      <w:lvlJc w:val="left"/>
+      <w:pPr>
+        <w:ind w:left="6480" w:hanging="180"/>
+      </w:pPr>
     </w:lvl>
   </w:abstractNum>
   <w:abstractNum w:abstractNumId="74" ns2:restartNumberingAfterBreak="0">
-    <w:nsid w:val="0271E7FF"/>
+    <w:nsid w:val="01A2022C"/>
     <w:multiLevelType w:val="hybridMultilevel"/>
     <w:tmpl w:val="714E6132"/>
     <w:lvl w:ilvl="0" w:tplc="2DB4ABC6">
@@ -22219,7 +22909,7 @@
     </w:lvl>
   </w:abstractNum>
   <w:abstractNum w:abstractNumId="75" ns2:restartNumberingAfterBreak="0">
-    <w:nsid w:val="036BD32D"/>
+    <w:nsid w:val="00FF5EAB"/>
     <w:multiLevelType w:val="hybridMultilevel"/>
     <w:tmpl w:val="21309A5E"/>
     <w:lvl w:ilvl="0" w:tplc="A99E7F56">
@@ -22310,7 +23000,7 @@
     </w:lvl>
   </w:abstractNum>
   <w:abstractNum w:abstractNumId="76" ns2:restartNumberingAfterBreak="0">
-    <w:nsid w:val="05B02B18"/>
+    <w:nsid w:val="04484CD4"/>
     <w:multiLevelType w:val="hybridMultilevel"/>
     <w:tmpl w:val="8D509E92"/>
     <w:lvl w:ilvl="0" w:tplc="D08409FC">
@@ -22401,7 +23091,7 @@
     </w:lvl>
   </w:abstractNum>
   <w:abstractNum w:abstractNumId="77" ns2:restartNumberingAfterBreak="0">
-    <w:nsid w:val="02E73AAE"/>
+    <w:nsid w:val="05685724"/>
     <w:multiLevelType w:val="hybridMultilevel"/>
     <w:tmpl w:val="DB365466"/>
     <w:lvl w:ilvl="0" w:tplc="A7A293F0">
@@ -22490,7 +23180,7 @@
     </w:lvl>
   </w:abstractNum>
   <w:abstractNum w:abstractNumId="78" ns2:restartNumberingAfterBreak="0">
-    <w:nsid w:val="017AA121"/>
+    <w:nsid w:val="046AB035"/>
     <w:multiLevelType w:val="hybridMultilevel"/>
     <w:tmpl w:val="76AAD3C2"/>
     <w:lvl w:ilvl="0" w:tplc="EE1A03B4">
@@ -22602,10 +23292,10 @@
   <w:num w:numId="8">
     <w:abstractNumId w:val="1"/>
   </w:num>
-  <w:num w:numId="10">
+  <w:num w:numId="10" ns3:durableId="1409115208">
     <w:abstractNumId w:val="9"/>
   </w:num>
-  <w:num w:numId="11">
+  <w:num w:numId="11" ns3:durableId="1409115208">
     <w:abstractNumId w:val="9"/>
     <w:lvlOverride w:ilvl="0">
       <w:startOverride w:val="1"/>
@@ -22626,10 +23316,10 @@
   <w:num w:numId="16" ns3:durableId="1357274316">
     <w:abstractNumId w:val="14"/>
   </w:num>
-  <w:num w:numId="17">
+  <w:num w:numId="17" ns3:durableId="1409115208">
     <w:abstractNumId w:val="15"/>
   </w:num>
-  <w:num w:numId="18">
+  <w:num w:numId="18" ns3:durableId="1409115208">
     <w:abstractNumId w:val="15"/>
     <w:lvlOverride w:ilvl="0">
       <w:startOverride w:val="1"/>
@@ -22650,10 +23340,10 @@
   <w:num w:numId="23" ns3:durableId="1692295795">
     <w:abstractNumId w:val="20"/>
   </w:num>
-  <w:num w:numId="24">
+  <w:num w:numId="24" ns3:durableId="1409115208">
     <w:abstractNumId w:val="21"/>
   </w:num>
-  <w:num w:numId="25">
+  <w:num w:numId="25" ns3:durableId="1409115208">
     <w:abstractNumId w:val="21"/>
     <w:lvlOverride w:ilvl="0">
       <w:startOverride w:val="1"/>
@@ -22674,10 +23364,10 @@
   <w:num w:numId="30" ns3:durableId="204292358">
     <w:abstractNumId w:val="26"/>
   </w:num>
-  <w:num w:numId="31">
+  <w:num w:numId="31" ns3:durableId="1409115208">
     <w:abstractNumId w:val="27"/>
   </w:num>
-  <w:num w:numId="32">
+  <w:num w:numId="32" ns3:durableId="1409115208">
     <w:abstractNumId w:val="27"/>
     <w:lvlOverride w:ilvl="0">
       <w:startOverride w:val="1"/>
@@ -22698,10 +23388,10 @@
   <w:num w:numId="37" ns3:durableId="1061253056">
     <w:abstractNumId w:val="32"/>
   </w:num>
-  <w:num w:numId="38">
+  <w:num w:numId="38" ns3:durableId="1409115208">
     <w:abstractNumId w:val="33"/>
   </w:num>
-  <w:num w:numId="39">
+  <w:num w:numId="39" ns3:durableId="1409115208">
     <w:abstractNumId w:val="33"/>
     <w:lvlOverride w:ilvl="0">
       <w:startOverride w:val="1"/>
@@ -22722,10 +23412,10 @@
   <w:num w:numId="44" ns3:durableId="1831407562">
     <w:abstractNumId w:val="38"/>
   </w:num>
-  <w:num w:numId="45">
+  <w:num w:numId="45" ns3:durableId="1409115208">
     <w:abstractNumId w:val="39"/>
   </w:num>
-  <w:num w:numId="46">
+  <w:num w:numId="46" ns3:durableId="1409115208">
     <w:abstractNumId w:val="39"/>
     <w:lvlOverride w:ilvl="0">
       <w:startOverride w:val="1"/>
@@ -22746,10 +23436,10 @@
   <w:num w:numId="51" ns3:durableId="1066801052">
     <w:abstractNumId w:val="44"/>
   </w:num>
-  <w:num w:numId="52">
+  <w:num w:numId="52" ns3:durableId="1409115208">
     <w:abstractNumId w:val="45"/>
   </w:num>
-  <w:num w:numId="53">
+  <w:num w:numId="53" ns3:durableId="1409115208">
     <w:abstractNumId w:val="45"/>
     <w:lvlOverride w:ilvl="0">
       <w:startOverride w:val="1"/>
@@ -22770,10 +23460,10 @@
   <w:num w:numId="58" ns3:durableId="270092920">
     <w:abstractNumId w:val="50"/>
   </w:num>
-  <w:num w:numId="59">
+  <w:num w:numId="59" ns3:durableId="1409115208">
     <w:abstractNumId w:val="51"/>
   </w:num>
-  <w:num w:numId="60">
+  <w:num w:numId="60" ns3:durableId="1409115208">
     <w:abstractNumId w:val="51"/>
     <w:lvlOverride w:ilvl="0">
       <w:startOverride w:val="1"/>
@@ -22809,10 +23499,10 @@
   <w:num w:numId="70" ns3:durableId="1878272276">
     <w:abstractNumId w:val="61"/>
   </w:num>
-  <w:num w:numId="71">
+  <w:num w:numId="71" ns3:durableId="1409115208">
     <w:abstractNumId w:val="62"/>
   </w:num>
-  <w:num w:numId="72">
+  <w:num w:numId="72" ns3:durableId="1409115208">
     <w:abstractNumId w:val="62"/>
     <w:lvlOverride w:ilvl="0">
       <w:startOverride w:val="1"/>
@@ -22848,10 +23538,10 @@
   <w:num w:numId="82" ns3:durableId="1800680929">
     <w:abstractNumId w:val="72"/>
   </w:num>
-  <w:num w:numId="83">
+  <w:num w:numId="83" ns3:durableId="1409115208">
     <w:abstractNumId w:val="73"/>
   </w:num>
-  <w:num w:numId="84">
+  <w:num w:numId="84" ns3:durableId="1409115208">
     <w:abstractNumId w:val="73"/>
     <w:lvlOverride w:ilvl="0">
       <w:startOverride w:val="1"/>
